--- a/templates/one_row/00. ПП Шаблон.docx
+++ b/templates/one_row/00. ПП Шаблон.docx
@@ -65,7 +65,6 @@
           <w:b/>
           <w:noProof/>
           <w:kern w:val="2"/>
-          <w:lang w:val="en-US"/>
         </w:rPr>
       </w:pPr>
       <w:r>
@@ -76,6 +75,33 @@
           <w:kern w:val="2"/>
         </w:rPr>
         <w:t>ИНН</w:t>
+      </w:r>
+      <w:r>
+        <w:rPr>
+          <w:rFonts w:ascii="Times New Roman" w:hAnsi="Times New Roman" w:cs="Times New Roman"/>
+          <w:b/>
+          <w:noProof/>
+          <w:kern w:val="2"/>
+        </w:rPr>
+        <w:t xml:space="preserve"> 3200001536; </w:t>
+      </w:r>
+      <w:r>
+        <w:rPr>
+          <w:rFonts w:ascii="Times New Roman" w:hAnsi="Times New Roman" w:cs="Times New Roman"/>
+          <w:b/>
+          <w:noProof/>
+          <w:kern w:val="2"/>
+        </w:rPr>
+        <w:t>ОГРН</w:t>
+      </w:r>
+      <w:r>
+        <w:rPr>
+          <w:rFonts w:ascii="Times New Roman" w:hAnsi="Times New Roman" w:cs="Times New Roman"/>
+          <w:b/>
+          <w:noProof/>
+          <w:kern w:val="2"/>
+        </w:rPr>
+        <w:t xml:space="preserve"> 1233200003772; </w:t>
       </w:r>
       <w:r>
         <w:rPr>
@@ -85,7 +111,7 @@
           <w:kern w:val="2"/>
           <w:lang w:val="en-US"/>
         </w:rPr>
-        <w:t xml:space="preserve"> 3200001536; </w:t>
+        <w:t>E</w:t>
       </w:r>
       <w:r>
         <w:rPr>
@@ -94,7 +120,7 @@
           <w:noProof/>
           <w:kern w:val="2"/>
         </w:rPr>
-        <w:t>ОГРН</w:t>
+        <w:t>-</w:t>
       </w:r>
       <w:r>
         <w:rPr>
@@ -104,7 +130,7 @@
           <w:kern w:val="2"/>
           <w:lang w:val="en-US"/>
         </w:rPr>
-        <w:t xml:space="preserve"> 1233200003772; </w:t>
+        <w:t>mail</w:t>
       </w:r>
       <w:r>
         <w:rPr>
@@ -112,37 +138,6 @@
           <w:b/>
           <w:noProof/>
           <w:kern w:val="2"/>
-          <w:lang w:val="en-US"/>
-        </w:rPr>
-        <w:t>E</w:t>
-      </w:r>
-      <w:r>
-        <w:rPr>
-          <w:rFonts w:ascii="Times New Roman" w:hAnsi="Times New Roman" w:cs="Times New Roman"/>
-          <w:b/>
-          <w:noProof/>
-          <w:kern w:val="2"/>
-          <w:lang w:val="en-US"/>
-        </w:rPr>
-        <w:t>-</w:t>
-      </w:r>
-      <w:r>
-        <w:rPr>
-          <w:rFonts w:ascii="Times New Roman" w:hAnsi="Times New Roman" w:cs="Times New Roman"/>
-          <w:b/>
-          <w:noProof/>
-          <w:kern w:val="2"/>
-          <w:lang w:val="en-US"/>
-        </w:rPr>
-        <w:t>mail</w:t>
-      </w:r>
-      <w:r>
-        <w:rPr>
-          <w:rFonts w:ascii="Times New Roman" w:hAnsi="Times New Roman" w:cs="Times New Roman"/>
-          <w:b/>
-          <w:noProof/>
-          <w:kern w:val="2"/>
-          <w:lang w:val="en-US"/>
         </w:rPr>
         <w:t xml:space="preserve">: </w:t>
       </w:r>
@@ -167,7 +162,6 @@
             <w:noProof/>
             <w:color w:val="auto"/>
             <w:kern w:val="2"/>
-            <w:lang w:val="en-US"/>
           </w:rPr>
           <w:t>@</w:t>
         </w:r>
@@ -191,7 +185,6 @@
             <w:noProof/>
             <w:color w:val="auto"/>
             <w:kern w:val="2"/>
-            <w:lang w:val="en-US"/>
           </w:rPr>
           <w:t>.</w:t>
         </w:r>
@@ -337,178 +330,69 @@
       <w:pPr>
         <w:pStyle w:val="a5"/>
         <w:spacing w:line="276" w:lineRule="auto"/>
-        <w:jc w:val="right"/>
-        <w:rPr>
-          <w:rStyle w:val="a3"/>
-          <w:rFonts w:ascii="Times New Roman" w:hAnsi="Times New Roman" w:cs="Times New Roman"/>
-          <w:color w:val="000000" w:themeColor="text1"/>
-        </w:rPr>
-      </w:pPr>
-      <w:r>
-        <w:rPr>
-          <w:rStyle w:val="a3"/>
-          <w:rFonts w:ascii="Times New Roman" w:hAnsi="Times New Roman" w:cs="Times New Roman"/>
-          <w:color w:val="000000" w:themeColor="text1"/>
-        </w:rPr>
-        <w:t>«</w:t>
-      </w:r>
-      <w:r>
-        <w:rPr>
-          <w:rStyle w:val="a3"/>
-          <w:rFonts w:ascii="Times New Roman" w:hAnsi="Times New Roman" w:cs="Times New Roman"/>
-          <w:color w:val="000000" w:themeColor="text1"/>
-        </w:rPr>
-        <w:t>__</w:t>
-      </w:r>
-      <w:proofErr w:type="gramStart"/>
-      <w:r>
-        <w:rPr>
-          <w:rStyle w:val="a3"/>
-          <w:rFonts w:ascii="Times New Roman" w:hAnsi="Times New Roman" w:cs="Times New Roman"/>
-          <w:color w:val="000000" w:themeColor="text1"/>
-        </w:rPr>
-        <w:t>_</w:t>
-      </w:r>
-      <w:r>
-        <w:rPr>
-          <w:rStyle w:val="a3"/>
-          <w:rFonts w:ascii="Times New Roman" w:hAnsi="Times New Roman" w:cs="Times New Roman"/>
-          <w:color w:val="000000" w:themeColor="text1"/>
-        </w:rPr>
-        <w:t xml:space="preserve">» </w:t>
-      </w:r>
-      <w:r>
-        <w:rPr>
-          <w:rStyle w:val="a3"/>
-          <w:rFonts w:ascii="Times New Roman" w:hAnsi="Times New Roman" w:cs="Times New Roman"/>
-          <w:color w:val="000000" w:themeColor="text1"/>
+        <w:ind w:firstLine="708"/>
+        <w:rPr>
+          <w:rFonts w:ascii="Times New Roman" w:hAnsi="Times New Roman" w:cs="Times New Roman"/>
+          <w:noProof/>
+        </w:rPr>
+      </w:pPr>
+      <w:r>
+        <w:rPr>
+          <w:rFonts w:ascii="Times New Roman" w:hAnsi="Times New Roman" w:cs="Times New Roman"/>
+          <w:noProof/>
+        </w:rPr>
+        <w:t xml:space="preserve">В соответствии с приказом директора </w:t>
+      </w:r>
+      <w:bookmarkStart w:id="0" w:name="_Hlk224051144"/>
+      <w:r>
+        <w:rPr>
+          <w:rFonts w:ascii="Times New Roman" w:hAnsi="Times New Roman" w:cs="Times New Roman"/>
+          <w:noProof/>
+        </w:rPr>
+        <w:t xml:space="preserve">ООО «УЦ «ТБ» от </w:t>
+      </w:r>
+      <w:r>
+        <w:rPr>
+          <w:rFonts w:ascii="Times New Roman" w:hAnsi="Times New Roman" w:cs="Times New Roman"/>
+          <w:noProof/>
+        </w:rPr>
+        <w:t>«10» марта 202</w:t>
+      </w:r>
+      <w:r>
+        <w:rPr>
+          <w:rFonts w:ascii="Times New Roman" w:hAnsi="Times New Roman" w:cs="Times New Roman"/>
+          <w:noProof/>
+        </w:rPr>
+        <w:t xml:space="preserve">6 </w:t>
+      </w:r>
+      <w:r>
+        <w:rPr>
+          <w:rFonts w:ascii="Times New Roman" w:hAnsi="Times New Roman" w:cs="Times New Roman"/>
+          <w:noProof/>
+        </w:rPr>
+        <w:t>г. № 5</w:t>
+      </w:r>
+      <w:r>
+        <w:rPr>
+          <w:rFonts w:ascii="Times New Roman" w:hAnsi="Times New Roman" w:cs="Times New Roman"/>
+          <w:noProof/>
+        </w:rPr>
+        <w:t>, комиссия</w:t>
+      </w:r>
+      <w:bookmarkEnd w:id="0"/>
+      <w:r>
+        <w:rPr>
+          <w:rFonts w:ascii="Times New Roman" w:hAnsi="Times New Roman" w:cs="Times New Roman"/>
+          <w:noProof/>
         </w:rPr>
         <w:t xml:space="preserve"> </w:t>
       </w:r>
       <w:r>
         <w:rPr>
-          <w:rStyle w:val="a3"/>
-          <w:rFonts w:ascii="Times New Roman" w:hAnsi="Times New Roman" w:cs="Times New Roman"/>
-          <w:color w:val="000000" w:themeColor="text1"/>
-        </w:rPr>
-        <w:t>_</w:t>
-      </w:r>
-      <w:proofErr w:type="gramEnd"/>
-      <w:r>
-        <w:rPr>
-          <w:rStyle w:val="a3"/>
-          <w:rFonts w:ascii="Times New Roman" w:hAnsi="Times New Roman" w:cs="Times New Roman"/>
-          <w:color w:val="000000" w:themeColor="text1"/>
-        </w:rPr>
-        <w:t>__________</w:t>
-      </w:r>
-      <w:r>
-        <w:rPr>
-          <w:rStyle w:val="a3"/>
-          <w:rFonts w:ascii="Times New Roman" w:hAnsi="Times New Roman" w:cs="Times New Roman"/>
-          <w:color w:val="000000" w:themeColor="text1"/>
-        </w:rPr>
-        <w:t xml:space="preserve"> </w:t>
-      </w:r>
-      <w:r>
-        <w:rPr>
-          <w:rStyle w:val="a3"/>
-          <w:rFonts w:ascii="Times New Roman" w:hAnsi="Times New Roman" w:cs="Times New Roman"/>
-          <w:color w:val="000000" w:themeColor="text1"/>
-        </w:rPr>
-        <w:t>20</w:t>
-      </w:r>
-      <w:r>
-        <w:rPr>
-          <w:rStyle w:val="a3"/>
-          <w:rFonts w:ascii="Times New Roman" w:hAnsi="Times New Roman" w:cs="Times New Roman"/>
-          <w:color w:val="000000" w:themeColor="text1"/>
-        </w:rPr>
-        <w:t>__</w:t>
-      </w:r>
-      <w:r>
-        <w:rPr>
-          <w:rStyle w:val="a3"/>
-          <w:rFonts w:ascii="Times New Roman" w:hAnsi="Times New Roman" w:cs="Times New Roman"/>
-          <w:color w:val="000000" w:themeColor="text1"/>
-        </w:rPr>
-        <w:t xml:space="preserve"> </w:t>
-      </w:r>
-      <w:r>
-        <w:rPr>
-          <w:rStyle w:val="a3"/>
-          <w:rFonts w:ascii="Times New Roman" w:hAnsi="Times New Roman" w:cs="Times New Roman"/>
-          <w:color w:val="000000" w:themeColor="text1"/>
-        </w:rPr>
-        <w:t>г.</w:t>
-      </w:r>
-    </w:p>
-    <w:p/>
-    <w:p>
-      <w:pPr>
-        <w:pStyle w:val="a5"/>
-        <w:spacing w:line="276" w:lineRule="auto"/>
-        <w:ind w:firstLine="708"/>
-        <w:rPr>
-          <w:rFonts w:ascii="Times New Roman" w:hAnsi="Times New Roman" w:cs="Times New Roman"/>
-          <w:noProof/>
-        </w:rPr>
-      </w:pPr>
-      <w:r>
-        <w:rPr>
-          <w:rFonts w:ascii="Times New Roman" w:hAnsi="Times New Roman" w:cs="Times New Roman"/>
-          <w:noProof/>
-        </w:rPr>
-        <w:t>В соответствии с приказом директора ООО «УЦ «ТБ» от «</w:t>
-      </w:r>
-      <w:r>
-        <w:rPr>
-          <w:rFonts w:ascii="Times New Roman" w:hAnsi="Times New Roman" w:cs="Times New Roman"/>
-          <w:noProof/>
-        </w:rPr>
-        <w:t>«</w:t>
-      </w:r>
-      <w:r>
-        <w:rPr>
-          <w:rFonts w:ascii="Times New Roman" w:hAnsi="Times New Roman" w:cs="Times New Roman"/>
-          <w:noProof/>
-        </w:rPr>
-        <w:t>14</w:t>
-      </w:r>
-      <w:r>
-        <w:rPr>
-          <w:rFonts w:ascii="Times New Roman" w:hAnsi="Times New Roman" w:cs="Times New Roman"/>
-          <w:noProof/>
-        </w:rPr>
-        <w:t>»</w:t>
-      </w:r>
-      <w:r>
-        <w:rPr>
-          <w:rFonts w:ascii="Times New Roman" w:hAnsi="Times New Roman" w:cs="Times New Roman"/>
-          <w:noProof/>
-        </w:rPr>
-        <w:t xml:space="preserve"> октября</w:t>
-      </w:r>
-      <w:r>
-        <w:rPr>
-          <w:rFonts w:ascii="Times New Roman" w:hAnsi="Times New Roman" w:cs="Times New Roman"/>
-          <w:noProof/>
-        </w:rPr>
-        <w:t xml:space="preserve"> 2024г. №</w:t>
-      </w:r>
-      <w:r>
-        <w:rPr>
-          <w:rFonts w:ascii="Times New Roman" w:hAnsi="Times New Roman" w:cs="Times New Roman"/>
-          <w:noProof/>
-        </w:rPr>
-        <w:t>5</w:t>
-      </w:r>
-      <w:r>
-        <w:rPr>
-          <w:rFonts w:ascii="Times New Roman" w:hAnsi="Times New Roman" w:cs="Times New Roman"/>
-          <w:noProof/>
-        </w:rPr>
-        <w:t>, комиссия в составе:</w:t>
+          <w:rFonts w:ascii="Times New Roman" w:hAnsi="Times New Roman" w:cs="Times New Roman"/>
+          <w:noProof/>
+        </w:rPr>
+        <w:t>в составе:</w:t>
       </w:r>
     </w:p>
     <w:p/>
@@ -702,7 +586,7 @@
                 <w:rFonts w:ascii="Times New Roman" w:hAnsi="Times New Roman" w:cs="Times New Roman"/>
                 <w:color w:val="000000"/>
               </w:rPr>
-              <w:t>Якубенко Наталья Петровна</w:t>
+              <w:t>Мищенко Анастасия Геннадьевна</w:t>
             </w:r>
           </w:p>
         </w:tc>
@@ -753,97 +637,97 @@
                 <w:color w:val="000000"/>
                 <w:sz w:val="20"/>
               </w:rPr>
-              <w:t>Преподаватель ООО «Учебный центр «Техносферная безопасность»</w:t>
-            </w:r>
-          </w:p>
-        </w:tc>
-      </w:tr>
-      <w:tr>
-        <w:tc>
-          <w:tcPr>
-            <w:tcW w:w="1975" w:type="dxa"/>
-          </w:tcPr>
-          <w:p>
-            <w:pPr>
-              <w:spacing w:line="276" w:lineRule="auto"/>
-              <w:ind w:firstLine="0"/>
-              <w:rPr>
-                <w:rFonts w:ascii="Times New Roman" w:hAnsi="Times New Roman" w:cs="Times New Roman"/>
-                <w:lang w:eastAsia="en-US"/>
-              </w:rPr>
-            </w:pPr>
-          </w:p>
-        </w:tc>
-        <w:tc>
-          <w:tcPr>
-            <w:tcW w:w="4541" w:type="dxa"/>
-          </w:tcPr>
-          <w:p>
-            <w:pPr>
-              <w:ind w:firstLine="0"/>
-              <w:rPr>
-                <w:rFonts w:ascii="Times New Roman" w:hAnsi="Times New Roman" w:cs="Times New Roman"/>
-                <w:color w:val="000000"/>
-              </w:rPr>
-            </w:pPr>
-            <w:r>
-              <w:rPr>
-                <w:rFonts w:ascii="Times New Roman" w:hAnsi="Times New Roman" w:cs="Times New Roman"/>
-                <w:color w:val="000000"/>
-              </w:rPr>
-              <w:t>Фомина Маргарита Ивановна</w:t>
-            </w:r>
-          </w:p>
-        </w:tc>
-        <w:tc>
-          <w:tcPr>
-            <w:tcW w:w="425" w:type="dxa"/>
-            <w:hideMark/>
-          </w:tcPr>
-          <w:p>
-            <w:pPr>
-              <w:spacing w:line="276" w:lineRule="auto"/>
-              <w:ind w:firstLine="0"/>
-              <w:rPr>
-                <w:rFonts w:ascii="Times New Roman" w:hAnsi="Times New Roman" w:cs="Times New Roman"/>
-                <w:lang w:eastAsia="en-US"/>
-              </w:rPr>
-            </w:pPr>
-            <w:r>
-              <w:rPr>
-                <w:rFonts w:ascii="Times New Roman" w:hAnsi="Times New Roman" w:cs="Times New Roman"/>
-                <w:lang w:eastAsia="en-US"/>
-              </w:rPr>
-              <w:t>–</w:t>
-            </w:r>
-          </w:p>
-        </w:tc>
-        <w:tc>
-          <w:tcPr>
-            <w:tcW w:w="7589" w:type="dxa"/>
-          </w:tcPr>
-          <w:p>
-            <w:pPr>
-              <w:pStyle w:val="a7"/>
-              <w:spacing w:line="276" w:lineRule="auto"/>
-              <w:ind w:firstLine="0"/>
-              <w:jc w:val="both"/>
+              <w:t>Заместитель директора</w:t>
+            </w:r>
+            <w:r>
               <w:rPr>
                 <w:bCs/>
                 <w:iCs/>
                 <w:color w:val="000000"/>
                 <w:sz w:val="20"/>
               </w:rPr>
-            </w:pPr>
-            <w:r>
+              <w:t xml:space="preserve"> ООО «Учебный центр «Техносферная безопасность»</w:t>
+            </w:r>
+          </w:p>
+        </w:tc>
+      </w:tr>
+      <w:tr>
+        <w:tc>
+          <w:tcPr>
+            <w:tcW w:w="1975" w:type="dxa"/>
+          </w:tcPr>
+          <w:p>
+            <w:pPr>
+              <w:spacing w:line="276" w:lineRule="auto"/>
+              <w:ind w:firstLine="0"/>
+              <w:rPr>
+                <w:rFonts w:ascii="Times New Roman" w:hAnsi="Times New Roman" w:cs="Times New Roman"/>
+                <w:lang w:eastAsia="en-US"/>
+              </w:rPr>
+            </w:pPr>
+          </w:p>
+        </w:tc>
+        <w:tc>
+          <w:tcPr>
+            <w:tcW w:w="4541" w:type="dxa"/>
+          </w:tcPr>
+          <w:p>
+            <w:pPr>
+              <w:ind w:firstLine="0"/>
+              <w:rPr>
+                <w:rFonts w:ascii="Times New Roman" w:hAnsi="Times New Roman" w:cs="Times New Roman"/>
+                <w:color w:val="000000"/>
+              </w:rPr>
+            </w:pPr>
+            <w:r>
+              <w:rPr>
+                <w:rFonts w:ascii="Times New Roman" w:hAnsi="Times New Roman" w:cs="Times New Roman"/>
+                <w:color w:val="000000"/>
+              </w:rPr>
+              <w:t>Козлов Роман Евгеньевич</w:t>
+            </w:r>
+          </w:p>
+        </w:tc>
+        <w:tc>
+          <w:tcPr>
+            <w:tcW w:w="425" w:type="dxa"/>
+            <w:hideMark/>
+          </w:tcPr>
+          <w:p>
+            <w:pPr>
+              <w:spacing w:line="276" w:lineRule="auto"/>
+              <w:ind w:firstLine="0"/>
+              <w:rPr>
+                <w:rFonts w:ascii="Times New Roman" w:hAnsi="Times New Roman" w:cs="Times New Roman"/>
+                <w:lang w:eastAsia="en-US"/>
+              </w:rPr>
+            </w:pPr>
+            <w:r>
+              <w:rPr>
+                <w:rFonts w:ascii="Times New Roman" w:hAnsi="Times New Roman" w:cs="Times New Roman"/>
+                <w:lang w:eastAsia="en-US"/>
+              </w:rPr>
+              <w:t>–</w:t>
+            </w:r>
+          </w:p>
+        </w:tc>
+        <w:tc>
+          <w:tcPr>
+            <w:tcW w:w="7589" w:type="dxa"/>
+          </w:tcPr>
+          <w:p>
+            <w:pPr>
+              <w:pStyle w:val="a7"/>
+              <w:spacing w:line="276" w:lineRule="auto"/>
+              <w:ind w:firstLine="0"/>
+              <w:jc w:val="both"/>
               <w:rPr>
                 <w:bCs/>
                 <w:iCs/>
                 <w:color w:val="000000"/>
                 <w:sz w:val="20"/>
               </w:rPr>
-              <w:t xml:space="preserve">Преподаватель </w:t>
-            </w:r>
+            </w:pPr>
             <w:r>
               <w:rPr>
                 <w:bCs/>
@@ -851,7 +735,7 @@
                 <w:color w:val="000000"/>
                 <w:sz w:val="20"/>
               </w:rPr>
-              <w:t>ООО «Учебный центр «Техносферная безопасность»</w:t>
+              <w:t>Преподаватель ООО «Учебный центр «Техносферная безопасность»</w:t>
             </w:r>
           </w:p>
         </w:tc>
@@ -871,13 +755,23 @@
       <w:r>
         <w:rPr>
           <w:rFonts w:ascii="Times New Roman" w:hAnsi="Times New Roman" w:cs="Times New Roman"/>
-          <w:noProof/>
-        </w:rPr>
-        <w:t>провела проверку знаний требований охраны труда работников по программе:</w:t>
-      </w:r>
-      <w:r>
-        <w:rPr>
-          <w:rFonts w:ascii="Times New Roman" w:hAnsi="Times New Roman" w:cs="Times New Roman"/>
+          <w:b/>
+          <w:bCs/>
+          <w:noProof/>
+        </w:rPr>
+        <w:t>«_______»____________________20______ г.</w:t>
+      </w:r>
+      <w:r>
+        <w:rPr>
+          <w:rFonts w:ascii="Times New Roman" w:hAnsi="Times New Roman" w:cs="Times New Roman"/>
+          <w:noProof/>
+        </w:rPr>
+        <w:t> провела проверку знаний требований охраны труда работников по программе:</w:t>
+      </w:r>
+      <w:r>
+        <w:rPr>
+          <w:rFonts w:ascii="Times New Roman" w:hAnsi="Times New Roman" w:cs="Times New Roman"/>
+          <w:b/>
           <w:noProof/>
         </w:rPr>
         <w:t xml:space="preserve"> </w:t>
@@ -980,7 +874,7 @@
     </w:p>
     <w:tbl>
       <w:tblPr>
-        <w:tblW w:w="5295" w:type="pct"/>
+        <w:tblW w:w="4768" w:type="pct"/>
         <w:jc w:val="center"/>
         <w:tblCellMar>
           <w:top w:w="102" w:type="dxa"/>
@@ -992,12 +886,11 @@
       </w:tblPr>
       <w:tblGrid>
         <w:gridCol w:w="1343"/>
-        <w:gridCol w:w="2039"/>
-        <w:gridCol w:w="1833"/>
-        <w:gridCol w:w="2364"/>
-        <w:gridCol w:w="2694"/>
-        <w:gridCol w:w="2071"/>
-        <w:gridCol w:w="1535"/>
+        <w:gridCol w:w="2040"/>
+        <w:gridCol w:w="1832"/>
+        <w:gridCol w:w="2365"/>
+        <w:gridCol w:w="2695"/>
+        <w:gridCol w:w="2070"/>
         <w:gridCol w:w="1532"/>
       </w:tblGrid>
       <w:tr>
@@ -1008,7 +901,7 @@
         </w:trPr>
         <w:tc>
           <w:tcPr>
-            <w:tcW w:w="436" w:type="pct"/>
+            <w:tcW w:w="484" w:type="pct"/>
             <w:tcBorders>
               <w:top w:val="single" w:sz="4" w:space="0" w:color="auto"/>
               <w:left w:val="single" w:sz="4" w:space="0" w:color="auto"/>
@@ -1027,9 +920,9 @@
                 <w:szCs w:val="20"/>
               </w:rPr>
             </w:pPr>
-            <w:bookmarkStart w:id="0" w:name="_Hlk152921266"/>
-            <w:bookmarkStart w:id="1" w:name="_Hlk156812841"/>
-            <w:bookmarkStart w:id="2" w:name="_Hlk152609905"/>
+            <w:bookmarkStart w:id="1" w:name="_Hlk152921266"/>
+            <w:bookmarkStart w:id="2" w:name="_Hlk156812841"/>
+            <w:bookmarkStart w:id="3" w:name="_Hlk152609905"/>
             <w:r>
               <w:rPr>
                 <w:b/>
@@ -1062,7 +955,7 @@
         </w:tc>
         <w:tc>
           <w:tcPr>
-            <w:tcW w:w="662" w:type="pct"/>
+            <w:tcW w:w="735" w:type="pct"/>
             <w:tcBorders>
               <w:top w:val="single" w:sz="4" w:space="0" w:color="auto"/>
               <w:left w:val="single" w:sz="4" w:space="0" w:color="auto"/>
@@ -1129,7 +1022,7 @@
         </w:tc>
         <w:tc>
           <w:tcPr>
-            <w:tcW w:w="595" w:type="pct"/>
+            <w:tcW w:w="660" w:type="pct"/>
             <w:tcBorders>
               <w:top w:val="single" w:sz="4" w:space="0" w:color="auto"/>
               <w:left w:val="single" w:sz="4" w:space="0" w:color="auto"/>
@@ -1176,7 +1069,7 @@
         </w:tc>
         <w:tc>
           <w:tcPr>
-            <w:tcW w:w="767" w:type="pct"/>
+            <w:tcW w:w="852" w:type="pct"/>
             <w:tcBorders>
               <w:top w:val="single" w:sz="4" w:space="0" w:color="auto"/>
               <w:left w:val="single" w:sz="4" w:space="0" w:color="auto"/>
@@ -1234,7 +1127,7 @@
         </w:tc>
         <w:tc>
           <w:tcPr>
-            <w:tcW w:w="874" w:type="pct"/>
+            <w:tcW w:w="971" w:type="pct"/>
             <w:tcBorders>
               <w:top w:val="single" w:sz="4" w:space="0" w:color="auto"/>
               <w:left w:val="single" w:sz="4" w:space="0" w:color="auto"/>
@@ -1283,7 +1176,7 @@
         </w:tc>
         <w:tc>
           <w:tcPr>
-            <w:tcW w:w="672" w:type="pct"/>
+            <w:tcW w:w="746" w:type="pct"/>
             <w:tcBorders>
               <w:top w:val="single" w:sz="4" w:space="0" w:color="auto"/>
               <w:left w:val="single" w:sz="4" w:space="0" w:color="auto"/>
@@ -1311,7 +1204,7 @@
         </w:tc>
         <w:tc>
           <w:tcPr>
-            <w:tcW w:w="498" w:type="pct"/>
+            <w:tcW w:w="552" w:type="pct"/>
             <w:tcBorders>
               <w:top w:val="single" w:sz="4" w:space="0" w:color="auto"/>
               <w:left w:val="single" w:sz="4" w:space="0" w:color="auto"/>
@@ -1332,46 +1225,15 @@
             <w:r>
               <w:rPr>
                 <w:b/>
-                <w:noProof/>
                 <w:sz w:val="20"/>
                 <w:szCs w:val="20"/>
               </w:rPr>
-              <w:t>Дата проверки знания требований охраны труда</w:t>
-            </w:r>
-          </w:p>
-        </w:tc>
-        <w:tc>
-          <w:tcPr>
-            <w:tcW w:w="497" w:type="pct"/>
-            <w:tcBorders>
-              <w:top w:val="single" w:sz="4" w:space="0" w:color="auto"/>
-              <w:left w:val="single" w:sz="4" w:space="0" w:color="auto"/>
-              <w:bottom w:val="single" w:sz="4" w:space="0" w:color="auto"/>
-              <w:right w:val="single" w:sz="4" w:space="0" w:color="auto"/>
-            </w:tcBorders>
-          </w:tcPr>
-          <w:p>
-            <w:pPr>
-              <w:pStyle w:val="ConsPlusNormal"/>
-              <w:jc w:val="center"/>
-              <w:rPr>
-                <w:b/>
-                <w:sz w:val="20"/>
-                <w:szCs w:val="20"/>
-              </w:rPr>
-            </w:pPr>
-            <w:r>
-              <w:rPr>
-                <w:b/>
-                <w:sz w:val="20"/>
-                <w:szCs w:val="20"/>
-              </w:rPr>
               <w:t>Подпись проверяемого</w:t>
             </w:r>
           </w:p>
         </w:tc>
       </w:tr>
-      <w:bookmarkEnd w:id="2"/>
+      <w:bookmarkEnd w:id="3"/>
       <w:tr>
         <w:trPr>
           <w:cantSplit/>
@@ -1380,7 +1242,7 @@
         </w:trPr>
         <w:tc>
           <w:tcPr>
-            <w:tcW w:w="436" w:type="pct"/>
+            <w:tcW w:w="484" w:type="pct"/>
             <w:tcBorders>
               <w:top w:val="single" w:sz="4" w:space="0" w:color="auto"/>
               <w:left w:val="single" w:sz="4" w:space="0" w:color="auto"/>
@@ -1402,7 +1264,7 @@
         </w:tc>
         <w:tc>
           <w:tcPr>
-            <w:tcW w:w="662" w:type="pct"/>
+            <w:tcW w:w="735" w:type="pct"/>
             <w:tcBorders>
               <w:top w:val="single" w:sz="6" w:space="0" w:color="000000"/>
               <w:left w:val="single" w:sz="6" w:space="0" w:color="000000"/>
@@ -1424,7 +1286,7 @@
         </w:tc>
         <w:tc>
           <w:tcPr>
-            <w:tcW w:w="595" w:type="pct"/>
+            <w:tcW w:w="660" w:type="pct"/>
             <w:tcBorders>
               <w:top w:val="single" w:sz="6" w:space="0" w:color="000000"/>
               <w:left w:val="single" w:sz="6" w:space="0" w:color="CCCCCC"/>
@@ -1446,7 +1308,7 @@
         </w:tc>
         <w:tc>
           <w:tcPr>
-            <w:tcW w:w="767" w:type="pct"/>
+            <w:tcW w:w="852" w:type="pct"/>
             <w:tcBorders>
               <w:top w:val="single" w:sz="4" w:space="0" w:color="auto"/>
               <w:left w:val="single" w:sz="4" w:space="0" w:color="auto"/>
@@ -1472,7 +1334,7 @@
         </w:tc>
         <w:tc>
           <w:tcPr>
-            <w:tcW w:w="874" w:type="pct"/>
+            <w:tcW w:w="971" w:type="pct"/>
             <w:tcBorders>
               <w:top w:val="single" w:sz="4" w:space="0" w:color="auto"/>
               <w:left w:val="single" w:sz="4" w:space="0" w:color="auto"/>
@@ -1504,7 +1366,7 @@
         </w:tc>
         <w:tc>
           <w:tcPr>
-            <w:tcW w:w="672" w:type="pct"/>
+            <w:tcW w:w="746" w:type="pct"/>
             <w:tcBorders>
               <w:top w:val="single" w:sz="4" w:space="0" w:color="auto"/>
               <w:left w:val="single" w:sz="4" w:space="0" w:color="auto"/>
@@ -1536,29 +1398,7 @@
         </w:tc>
         <w:tc>
           <w:tcPr>
-            <w:tcW w:w="498" w:type="pct"/>
-            <w:tcBorders>
-              <w:top w:val="single" w:sz="4" w:space="0" w:color="auto"/>
-              <w:left w:val="single" w:sz="4" w:space="0" w:color="auto"/>
-              <w:bottom w:val="single" w:sz="4" w:space="0" w:color="auto"/>
-              <w:right w:val="single" w:sz="4" w:space="0" w:color="auto"/>
-            </w:tcBorders>
-            <w:vAlign w:val="center"/>
-          </w:tcPr>
-          <w:p>
-            <w:pPr>
-              <w:pStyle w:val="ConsPlusNormal"/>
-              <w:jc w:val="both"/>
-              <w:rPr>
-                <w:sz w:val="20"/>
-                <w:szCs w:val="20"/>
-              </w:rPr>
-            </w:pPr>
-          </w:p>
-        </w:tc>
-        <w:tc>
-          <w:tcPr>
-            <w:tcW w:w="497" w:type="pct"/>
+            <w:tcW w:w="552" w:type="pct"/>
             <w:tcBorders>
               <w:top w:val="single" w:sz="4" w:space="0" w:color="auto"/>
               <w:left w:val="single" w:sz="4" w:space="0" w:color="auto"/>
@@ -1992,7 +1832,7 @@
                 <w:rFonts w:ascii="Times New Roman" w:hAnsi="Times New Roman" w:cs="Times New Roman"/>
                 <w:color w:val="000000"/>
               </w:rPr>
-              <w:t>Якубенко Наталья Петровна</w:t>
+              <w:t>Мищенко Анастасия Геннадьевна</w:t>
             </w:r>
           </w:p>
         </w:tc>
@@ -2221,7 +2061,7 @@
                 <w:rFonts w:ascii="Times New Roman" w:hAnsi="Times New Roman" w:cs="Times New Roman"/>
                 <w:color w:val="000000"/>
               </w:rPr>
-              <w:t>Фомина Маргарита Ивановна</w:t>
+              <w:t>Козлов Роман Евгеньевич</w:t>
             </w:r>
           </w:p>
         </w:tc>
@@ -2342,7 +2182,7 @@
           </w:p>
         </w:tc>
       </w:tr>
-      <w:bookmarkEnd w:id="0"/>
+      <w:bookmarkEnd w:id="1"/>
     </w:tbl>
     <w:p>
       <w:pPr>
@@ -2360,7 +2200,7 @@
         </w:rPr>
       </w:pPr>
     </w:p>
-    <w:bookmarkEnd w:id="1"/>
+    <w:bookmarkEnd w:id="2"/>
     <w:p>
       <w:pPr>
         <w:widowControl/>
@@ -3375,7 +3215,6 @@
   <w:style w:type="character" w:default="1" w:styleId="a0">
     <w:name w:val="Default Paragraph Font"/>
     <w:uiPriority w:val="1"/>
-    <w:semiHidden/>
     <w:unhideWhenUsed/>
   </w:style>
   <w:style w:type="table" w:default="1" w:styleId="a1">
